--- a/TEMPLATES_DIRECTORY/Zaqvka_new.docx
+++ b/TEMPLATES_DIRECTORY/Zaqvka_new.docx
@@ -465,7 +465,7 @@
                 <w:szCs w:val="24"/>
                 <w:lang w:val="bg-BG"/>
               </w:rPr>
-              <w:t xml:space="preserve">Изпитван показател/размерност: </w:t>
+              <w:t xml:space="preserve">Изпитвана характеристика/размерност: </w:t>
             </w:r>
             <w:r>
               <w:rPr>
